--- a/testakten/insolvenzplan-starug-planwerkstatt-metallbau-hansa/11_darstellender_teil_rohnotizen.docx
+++ b/testakten/insolvenzplan-starug-planwerkstatt-metallbau-hansa/11_darstellender_teil_rohnotizen.docx
@@ -5,84 +5,129 @@
     <w:p>
       <w:pPr>
         <w:pStyle w:val="Heading1"/>
+        <w:spacing w:after="160" w:line="259" w:lineRule="auto"/>
       </w:pPr>
       <w:r>
         <w:rPr>
           <w:rFonts w:ascii="Times New Roman" w:hAnsi="Times New Roman"/>
+          <w:b/>
+          <w:sz w:val="28"/>
         </w:rPr>
         <w:t>Darstellender Teil – Rohnotizen und Entwurfsgrundlagen</w:t>
       </w:r>
     </w:p>
     <w:p>
       <w:pPr>
+        <w:spacing w:before="120" w:after="60" w:line="259" w:lineRule="auto"/>
         <w:jc w:val="left"/>
       </w:pPr>
       <w:r>
         <w:rPr>
-          <w:b/>
+          <w:rFonts w:ascii="Times New Roman" w:hAnsi="Times New Roman"/>
+          <w:b w:val="0"/>
+          <w:i w:val="0"/>
+          <w:sz w:val="22"/>
         </w:rPr>
         <w:t>Aktenzeichen:</w:t>
       </w:r>
       <w:r>
+        <w:rPr>
+          <w:rFonts w:ascii="Times New Roman" w:hAnsi="Times New Roman"/>
+          <w:b w:val="0"/>
+          <w:i w:val="0"/>
+          <w:sz w:val="22"/>
+        </w:rPr>
         <w:t xml:space="preserve"> MH-2026-001</w:t>
       </w:r>
     </w:p>
     <w:p>
       <w:pPr>
+        <w:spacing w:before="120" w:after="60" w:line="259" w:lineRule="auto"/>
         <w:jc w:val="left"/>
       </w:pPr>
       <w:r>
         <w:rPr>
+          <w:rFonts w:ascii="Times New Roman" w:hAnsi="Times New Roman"/>
           <w:b/>
+          <w:sz w:val="22"/>
         </w:rPr>
         <w:t>Stand:</w:t>
       </w:r>
       <w:r>
+        <w:rPr>
+          <w:rFonts w:ascii="Times New Roman" w:hAnsi="Times New Roman"/>
+          <w:b/>
+          <w:sz w:val="22"/>
+        </w:rPr>
         <w:t xml:space="preserve"> 5. Juni 2026 (Rohfassung für interne Abstimmung)</w:t>
       </w:r>
     </w:p>
     <w:p>
       <w:pPr>
+        <w:spacing w:before="120" w:after="60" w:line="259" w:lineRule="auto"/>
         <w:jc w:val="left"/>
       </w:pPr>
       <w:r>
         <w:rPr>
+          <w:rFonts w:ascii="Times New Roman" w:hAnsi="Times New Roman"/>
           <w:b/>
+          <w:sz w:val="22"/>
         </w:rPr>
         <w:t>Verfasser:</w:t>
       </w:r>
       <w:r>
+        <w:rPr>
+          <w:rFonts w:ascii="Times New Roman" w:hAnsi="Times New Roman"/>
+          <w:b/>
+          <w:sz w:val="22"/>
+        </w:rPr>
         <w:t xml:space="preserve"> RA Dr. Karolin Westphal, StB Axel Dresen</w:t>
       </w:r>
     </w:p>
     <w:p>
       <w:pPr>
+        <w:spacing w:before="120" w:after="60" w:line="259" w:lineRule="auto"/>
         <w:jc w:val="left"/>
       </w:pPr>
       <w:r>
         <w:rPr>
+          <w:rFonts w:ascii="Times New Roman" w:hAnsi="Times New Roman"/>
           <w:b/>
+          <w:sz w:val="22"/>
         </w:rPr>
         <w:t>Rechtsgrundlage:</w:t>
       </w:r>
       <w:r>
+        <w:rPr>
+          <w:rFonts w:ascii="Times New Roman" w:hAnsi="Times New Roman"/>
+          <w:b/>
+          <w:sz w:val="22"/>
+        </w:rPr>
         <w:t xml:space="preserve"> § 220 InsO, § 6 StaRUG</w:t>
       </w:r>
     </w:p>
-    <w:p/>
+    <w:p>
+      <w:pPr>
+        <w:spacing w:line="259" w:lineRule="auto" w:after="60"/>
+      </w:pPr>
+    </w:p>
     <w:p>
       <w:pPr>
         <w:pStyle w:val="Heading2"/>
+        <w:spacing w:before="120" w:after="60" w:line="259" w:lineRule="auto"/>
       </w:pPr>
       <w:r>
         <w:rPr>
           <w:rFonts w:ascii="Times New Roman" w:hAnsi="Times New Roman"/>
+          <w:b/>
+          <w:sz w:val="22"/>
         </w:rPr>
         <w:t>Vorbemerkung</w:t>
       </w:r>
     </w:p>
     <w:p>
       <w:pPr>
+        <w:spacing w:line="259" w:lineRule="auto" w:after="60"/>
         <w:jc w:val="left"/>
       </w:pPr>
       <w:r>
@@ -91,6 +136,7 @@
     </w:p>
     <w:p>
       <w:pPr>
+        <w:spacing w:line="259" w:lineRule="auto" w:after="60"/>
         <w:jc w:val="left"/>
       </w:pPr>
       <w:r>
@@ -103,10 +149,15 @@
         <w:t>). Sie enthalten strukturierte Stichpunkte, zu ergänzende Abschnitte und offene Fragen.</w:t>
       </w:r>
     </w:p>
-    <w:p/>
+    <w:p>
+      <w:pPr>
+        <w:spacing w:line="259" w:lineRule="auto" w:after="60"/>
+      </w:pPr>
+    </w:p>
     <w:p>
       <w:pPr>
         <w:pStyle w:val="Heading2"/>
+        <w:spacing w:line="259" w:lineRule="auto" w:after="60"/>
       </w:pPr>
       <w:r>
         <w:rPr>
@@ -118,6 +169,7 @@
     <w:p>
       <w:pPr>
         <w:pStyle w:val="Heading3"/>
+        <w:spacing w:line="259" w:lineRule="auto" w:after="60"/>
       </w:pPr>
       <w:r>
         <w:rPr>
@@ -129,6 +181,7 @@
     <w:p>
       <w:pPr>
         <w:pStyle w:val="ListBullet"/>
+        <w:spacing w:line="259" w:lineRule="auto" w:after="60"/>
       </w:pPr>
       <w:r>
         <w:rPr>
@@ -143,6 +196,7 @@
     <w:p>
       <w:pPr>
         <w:pStyle w:val="ListBullet"/>
+        <w:spacing w:line="259" w:lineRule="auto" w:after="60"/>
       </w:pPr>
       <w:r>
         <w:rPr>
@@ -157,6 +211,7 @@
     <w:p>
       <w:pPr>
         <w:pStyle w:val="ListBullet"/>
+        <w:spacing w:line="259" w:lineRule="auto" w:after="60"/>
       </w:pPr>
       <w:r>
         <w:rPr>
@@ -171,6 +226,7 @@
     <w:p>
       <w:pPr>
         <w:pStyle w:val="ListBullet"/>
+        <w:spacing w:line="259" w:lineRule="auto" w:after="60"/>
       </w:pPr>
       <w:r>
         <w:rPr>
@@ -185,6 +241,7 @@
     <w:p>
       <w:pPr>
         <w:pStyle w:val="Heading3"/>
+        <w:spacing w:line="259" w:lineRule="auto" w:after="60"/>
       </w:pPr>
       <w:r>
         <w:rPr>
@@ -196,6 +253,7 @@
     <w:p>
       <w:pPr>
         <w:pStyle w:val="ListBullet"/>
+        <w:spacing w:line="259" w:lineRule="auto" w:after="60"/>
       </w:pPr>
       <w:r>
         <w:t>Drei Hauptsegmente: Kommunale Infrastruktur (42 %), Bahninfrastruktur (28 %), Industrieller Anlagenbau (30 %).</w:t>
@@ -204,6 +262,7 @@
     <w:p>
       <w:pPr>
         <w:pStyle w:val="ListBullet"/>
+        <w:spacing w:line="259" w:lineRule="auto" w:after="60"/>
       </w:pPr>
       <w:r>
         <w:t>Standort: Hamburg-Billbrook, Produktionshalle 6.800 m², Erbbaurecht der Stadt Hamburg bis 2051.</w:t>
@@ -212,6 +271,7 @@
     <w:p>
       <w:pPr>
         <w:pStyle w:val="ListBullet"/>
+        <w:spacing w:line="259" w:lineRule="auto" w:after="60"/>
       </w:pPr>
       <w:r>
         <w:t>Maschinenpark: Zwei CNC-Bearbeitungszentren (Okuma MA-8000H, Baujahr 2019; Heidenhain iTNC, Baujahr 2017), Brückenkran 15 t, diverse Schweißanlagen (Fronius TransPuls Synergic), Säge- und Biegemaschinen.</w:t>
@@ -220,6 +280,7 @@
     <w:p>
       <w:pPr>
         <w:pStyle w:val="ListBullet"/>
+        <w:spacing w:line="259" w:lineRule="auto" w:after="60"/>
       </w:pPr>
       <w:r>
         <w:rPr>
@@ -234,6 +295,7 @@
     <w:p>
       <w:pPr>
         <w:pStyle w:val="Heading3"/>
+        <w:spacing w:line="259" w:lineRule="auto" w:after="60"/>
       </w:pPr>
       <w:r>
         <w:rPr>
@@ -245,6 +307,7 @@
     <w:p>
       <w:pPr>
         <w:pStyle w:val="ListBullet"/>
+        <w:spacing w:line="259" w:lineRule="auto" w:after="60"/>
       </w:pPr>
       <w:r>
         <w:t>86 sozialversicherungspflichtige Beschäftigte (inkl. 4 Auszubildende), 2 Geschäftsführer.</w:t>
@@ -253,6 +316,7 @@
     <w:p>
       <w:pPr>
         <w:pStyle w:val="ListBullet"/>
+        <w:spacing w:line="259" w:lineRule="auto" w:after="60"/>
       </w:pPr>
       <w:r>
         <w:t>Betriebsrat (5 Mitglieder).</w:t>
@@ -261,6 +325,7 @@
     <w:p>
       <w:pPr>
         <w:pStyle w:val="ListBullet"/>
+        <w:spacing w:line="259" w:lineRule="auto" w:after="60"/>
       </w:pPr>
       <w:r>
         <w:t>Monatliche Bruttogehaltskosten: 420.000 Euro (Arbeitnehmer) + 28.000 Euro (GF-Bezüge).</w:t>
@@ -269,6 +334,7 @@
     <w:p>
       <w:pPr>
         <w:pStyle w:val="ListBullet"/>
+        <w:spacing w:line="259" w:lineRule="auto" w:after="60"/>
       </w:pPr>
       <w:r>
         <w:t>Durchschnittliche Betriebszugehörigkeit: 8,3 Jahre; Fluktuationsquote 2025: 6,5 % (2 Abgänge auf eigenen Wunsch).</w:t>
@@ -277,15 +343,21 @@
     <w:p>
       <w:pPr>
         <w:pStyle w:val="ListBullet"/>
+        <w:spacing w:line="259" w:lineRule="auto" w:after="60"/>
       </w:pPr>
       <w:r>
         <w:t>Schlüsselperson Rainer Buchholz: DIN EN 1090-2-Zertifizierung hängt am Schweißfachingenieur. Sicherung durch Retention-Bonus geplant.</w:t>
       </w:r>
     </w:p>
-    <w:p/>
+    <w:p>
+      <w:pPr>
+        <w:spacing w:line="259" w:lineRule="auto" w:after="60"/>
+      </w:pPr>
+    </w:p>
     <w:p>
       <w:pPr>
         <w:pStyle w:val="Heading2"/>
+        <w:spacing w:line="259" w:lineRule="auto" w:after="60"/>
       </w:pPr>
       <w:r>
         <w:rPr>
@@ -296,6 +368,7 @@
     </w:p>
     <w:p>
       <w:pPr>
+        <w:spacing w:line="259" w:lineRule="auto" w:after="60"/>
         <w:jc w:val="left"/>
       </w:pPr>
       <w:r>
@@ -307,6 +380,7 @@
     </w:p>
     <w:p>
       <w:pPr>
+        <w:spacing w:line="259" w:lineRule="auto" w:after="60"/>
         <w:jc w:val="left"/>
       </w:pPr>
       <w:r>
@@ -315,6 +389,7 @@
     </w:p>
     <w:p>
       <w:pPr>
+        <w:spacing w:line="259" w:lineRule="auto" w:after="60"/>
         <w:jc w:val="left"/>
       </w:pPr>
       <w:r>
@@ -327,10 +402,15 @@
         <w:t xml:space="preserve"> Eine strukturelle Überschuldung des Geschäftsmodells liegt nicht vor. Auftragsbestand, Kundenbindung und Marktposition sind intakt. Die Verluste sind auf zwei abgeschlossene Projekte beschränkt; die Neuverträge enthalten Preisgleitklauseln.</w:t>
       </w:r>
     </w:p>
-    <w:p/>
+    <w:p>
+      <w:pPr>
+        <w:spacing w:line="259" w:lineRule="auto" w:after="60"/>
+      </w:pPr>
+    </w:p>
     <w:p>
       <w:pPr>
         <w:pStyle w:val="Heading2"/>
+        <w:spacing w:line="259" w:lineRule="auto" w:after="60"/>
       </w:pPr>
       <w:r>
         <w:rPr>
@@ -342,6 +422,7 @@
     <w:p>
       <w:pPr>
         <w:pStyle w:val="Heading3"/>
+        <w:spacing w:line="259" w:lineRule="auto" w:after="60"/>
       </w:pPr>
       <w:r>
         <w:rPr>
@@ -352,6 +433,7 @@
     </w:p>
     <w:p>
       <w:pPr>
+        <w:spacing w:line="259" w:lineRule="auto" w:after="60"/>
         <w:jc w:val="left"/>
       </w:pPr>
       <w:r>
@@ -1237,6 +1319,7 @@
     </w:tbl>
     <w:p>
       <w:pPr>
+        <w:spacing w:line="259" w:lineRule="auto" w:after="60"/>
         <w:jc w:val="left"/>
       </w:pPr>
       <w:r>
@@ -1251,6 +1334,7 @@
     </w:p>
     <w:p>
       <w:pPr>
+        <w:spacing w:line="259" w:lineRule="auto" w:after="60"/>
         <w:jc w:val="left"/>
       </w:pPr>
       <w:r>
@@ -1263,6 +1347,7 @@
     <w:p>
       <w:pPr>
         <w:pStyle w:val="ListBullet"/>
+        <w:spacing w:line="259" w:lineRule="auto" w:after="60"/>
       </w:pPr>
       <w:r>
         <w:t>Wertansatz Vorräte: Eigentumsvorbehalte Stahlhandel Küste reduzieren den freien Zugriff auf ca. 640.000 Euro des Lagerbestands.</w:t>
@@ -1271,6 +1356,7 @@
     <w:p>
       <w:pPr>
         <w:pStyle w:val="ListBullet"/>
+        <w:spacing w:line="259" w:lineRule="auto" w:after="60"/>
       </w:pPr>
       <w:r>
         <w:t>Forderungsausfallrisiken: drei Positionen aus Bahnstation-Projekten sind strittig (gesamt ca. 180.000 Euro).</w:t>
@@ -1279,6 +1365,7 @@
     <w:p>
       <w:pPr>
         <w:pStyle w:val="ListBullet"/>
+        <w:spacing w:line="259" w:lineRule="auto" w:after="60"/>
       </w:pPr>
       <w:r>
         <w:t>Eventualverbindlichkeiten: Bürgschaften gegenüber InfraRail Service (480.000 Euro) nicht in Überschuldungsstatus enthalten; Inanspruchnahme unwahrscheinlich, aber möglich.</w:t>
@@ -1287,6 +1374,7 @@
     <w:p>
       <w:pPr>
         <w:pStyle w:val="Heading3"/>
+        <w:spacing w:line="259" w:lineRule="auto" w:after="60"/>
       </w:pPr>
       <w:r>
         <w:rPr>
@@ -1297,6 +1385,7 @@
     </w:p>
     <w:p>
       <w:pPr>
+        <w:spacing w:line="259" w:lineRule="auto" w:after="60"/>
         <w:jc w:val="left"/>
       </w:pPr>
       <w:r>
@@ -1314,6 +1403,7 @@
     </w:p>
     <w:p>
       <w:pPr>
+        <w:spacing w:line="259" w:lineRule="auto" w:after="60"/>
         <w:jc w:val="left"/>
       </w:pPr>
       <w:r>
@@ -1332,10 +1422,15 @@
         <w:t>) zeigt für KW 28–30 erneut negative Salden, wenn keine weiteren Maßnahmen ergriffen werden.</w:t>
       </w:r>
     </w:p>
-    <w:p/>
+    <w:p>
+      <w:pPr>
+        <w:spacing w:line="259" w:lineRule="auto" w:after="60"/>
+      </w:pPr>
+    </w:p>
     <w:p>
       <w:pPr>
         <w:pStyle w:val="Heading2"/>
+        <w:spacing w:line="259" w:lineRule="auto" w:after="60"/>
       </w:pPr>
       <w:r>
         <w:rPr>
@@ -1346,6 +1441,7 @@
     </w:p>
     <w:p>
       <w:pPr>
+        <w:spacing w:line="259" w:lineRule="auto" w:after="60"/>
         <w:jc w:val="left"/>
       </w:pPr>
       <w:r>
@@ -1358,6 +1454,7 @@
     <w:p>
       <w:pPr>
         <w:pStyle w:val="ListBullet"/>
+        <w:spacing w:line="259" w:lineRule="auto" w:after="60"/>
       </w:pPr>
       <w:r>
         <w:t>Antragsteller: Schuldnerin (freiwilliger Eigenantrag mit Eigenverwaltungsantrag nach § 270a InsO).</w:t>
@@ -1366,6 +1463,7 @@
     <w:p>
       <w:pPr>
         <w:pStyle w:val="ListBullet"/>
+        <w:spacing w:line="259" w:lineRule="auto" w:after="60"/>
       </w:pPr>
       <w:r>
         <w:t>Antrag voraussichtlich: 16. Juni 2026.</w:t>
@@ -1374,6 +1472,7 @@
     <w:p>
       <w:pPr>
         <w:pStyle w:val="ListBullet"/>
+        <w:spacing w:line="259" w:lineRule="auto" w:after="60"/>
       </w:pPr>
       <w:r>
         <w:t>Geplantes Aktenzeichen: 67g IN /26 (AG Hamburg, Insolvenzabt.) – noch nicht vergeben.</w:t>
@@ -1382,6 +1481,7 @@
     <w:p>
       <w:pPr>
         <w:pStyle w:val="ListBullet"/>
+        <w:spacing w:line="259" w:lineRule="auto" w:after="60"/>
       </w:pPr>
       <w:r>
         <w:t>Vorläufige Eigenverwaltung: Antrag auf Anordnung (§ 270a InsO).</w:t>
@@ -1390,6 +1490,7 @@
     <w:p>
       <w:pPr>
         <w:pStyle w:val="ListBullet"/>
+        <w:spacing w:line="259" w:lineRule="auto" w:after="60"/>
       </w:pPr>
       <w:r>
         <w:t>Vorläufiger Sachwalter: Kanzlei Brandt &amp; Söhne, Hamburg (Kontaktaufnahme durch Kanzlei Westphal am 1. Juni 2026 positiv verlaufen).</w:t>
@@ -1398,15 +1499,21 @@
     <w:p>
       <w:pPr>
         <w:pStyle w:val="ListBullet"/>
+        <w:spacing w:line="259" w:lineRule="auto" w:after="60"/>
       </w:pPr>
       <w:r>
         <w:t>Insolvenzgeld: Drei-Monatszeitraum sichert Lohnfortzahlung für Juni, Juli, August 2026.</w:t>
       </w:r>
     </w:p>
-    <w:p/>
+    <w:p>
+      <w:pPr>
+        <w:spacing w:line="259" w:lineRule="auto" w:after="60"/>
+      </w:pPr>
+    </w:p>
     <w:p>
       <w:pPr>
         <w:pStyle w:val="Heading2"/>
+        <w:spacing w:line="259" w:lineRule="auto" w:after="60"/>
       </w:pPr>
       <w:r>
         <w:rPr>
@@ -1417,6 +1524,7 @@
     </w:p>
     <w:p>
       <w:pPr>
+        <w:spacing w:line="259" w:lineRule="auto" w:after="60"/>
         <w:jc w:val="left"/>
       </w:pPr>
       <w:r>
@@ -1426,6 +1534,7 @@
     <w:p>
       <w:pPr>
         <w:pStyle w:val="ListNumber"/>
+        <w:spacing w:line="259" w:lineRule="auto" w:after="60"/>
       </w:pPr>
       <w:r>
         <w:rPr>
@@ -1440,6 +1549,7 @@
     <w:p>
       <w:pPr>
         <w:pStyle w:val="ListNumber"/>
+        <w:spacing w:line="259" w:lineRule="auto" w:after="60"/>
       </w:pPr>
       <w:r>
         <w:rPr>
@@ -1454,6 +1564,7 @@
     <w:p>
       <w:pPr>
         <w:pStyle w:val="ListNumber"/>
+        <w:spacing w:line="259" w:lineRule="auto" w:after="60"/>
       </w:pPr>
       <w:r>
         <w:rPr>
@@ -1468,6 +1579,7 @@
     <w:p>
       <w:pPr>
         <w:pStyle w:val="ListNumber"/>
+        <w:spacing w:line="259" w:lineRule="auto" w:after="60"/>
       </w:pPr>
       <w:r>
         <w:rPr>
@@ -1482,6 +1594,7 @@
     <w:p>
       <w:pPr>
         <w:pStyle w:val="ListNumber"/>
+        <w:spacing w:line="259" w:lineRule="auto" w:after="60"/>
       </w:pPr>
       <w:r>
         <w:rPr>
@@ -1493,10 +1606,15 @@
         <w:t xml:space="preserve"> EBITDA 2026 Plan 980 TEUR; 2027 Plan 1.800 TEUR. Bei Szenario "pessimistisch" (20 % Umsatzabweichung): EBITDA 2026 ca. 540 TEUR, Schuldendienst darstellbar.</w:t>
       </w:r>
     </w:p>
-    <w:p/>
+    <w:p>
+      <w:pPr>
+        <w:spacing w:line="259" w:lineRule="auto" w:after="60"/>
+      </w:pPr>
+    </w:p>
     <w:p>
       <w:pPr>
         <w:pStyle w:val="Heading2"/>
+        <w:spacing w:line="259" w:lineRule="auto" w:after="60"/>
       </w:pPr>
       <w:r>
         <w:rPr>
@@ -1508,6 +1626,7 @@
     <w:p>
       <w:pPr>
         <w:pStyle w:val="Heading3"/>
+        <w:spacing w:line="259" w:lineRule="auto" w:after="60"/>
       </w:pPr>
       <w:r>
         <w:rPr>
@@ -1519,6 +1638,7 @@
     <w:p>
       <w:pPr>
         <w:pStyle w:val="ListBullet"/>
+        <w:spacing w:line="259" w:lineRule="auto" w:after="60"/>
       </w:pPr>
       <w:r>
         <w:rPr>
@@ -1542,6 +1662,7 @@
     <w:p>
       <w:pPr>
         <w:pStyle w:val="ListBullet"/>
+        <w:spacing w:line="259" w:lineRule="auto" w:after="60"/>
       </w:pPr>
       <w:r>
         <w:rPr>
@@ -1556,6 +1677,7 @@
     <w:p>
       <w:pPr>
         <w:pStyle w:val="ListBullet"/>
+        <w:spacing w:line="259" w:lineRule="auto" w:after="60"/>
       </w:pPr>
       <w:r>
         <w:rPr>
@@ -1576,6 +1698,7 @@
     <w:p>
       <w:pPr>
         <w:pStyle w:val="ListBullet"/>
+        <w:spacing w:line="259" w:lineRule="auto" w:after="60"/>
       </w:pPr>
       <w:r>
         <w:rPr>
@@ -1587,10 +1710,15 @@
         <w:t xml:space="preserve"> Keine Hinweise auf Zahlungen nach Insolvenzreife an Dritte. Prüfung noch nicht abgeschlossen.</w:t>
       </w:r>
     </w:p>
-    <w:p/>
+    <w:p>
+      <w:pPr>
+        <w:spacing w:line="259" w:lineRule="auto" w:after="60"/>
+      </w:pPr>
+    </w:p>
     <w:p>
       <w:pPr>
         <w:pStyle w:val="Heading2"/>
+        <w:spacing w:line="259" w:lineRule="auto" w:after="60"/>
       </w:pPr>
       <w:r>
         <w:rPr>
@@ -1922,9 +2050,14 @@
         </w:tc>
       </w:tr>
     </w:tbl>
-    <w:p/>
     <w:p>
       <w:pPr>
+        <w:spacing w:line="259" w:lineRule="auto" w:after="60"/>
+      </w:pPr>
+    </w:p>
+    <w:p>
+      <w:pPr>
+        <w:spacing w:line="259" w:lineRule="auto" w:after="60"/>
         <w:jc w:val="left"/>
       </w:pPr>
       <w:r>
@@ -1935,13 +2068,58 @@
       </w:r>
     </w:p>
     <w:sectPr>
+      <w:headerReference w:type="default" r:id="rId9"/>
+      <w:footerReference w:type="default" r:id="rId10"/>
       <w:pgSz w:w="11906" w:h="16838"/>
-      <w:pgMar w:top="1417" w:right="1417" w:bottom="1417" w:left="1417" w:header="720" w:footer="720" w:gutter="0"/>
+      <w:pgMar w:top="1191" w:right="1247" w:bottom="1134" w:left="1361" w:header="720" w:footer="720" w:gutter="0"/>
       <w:cols w:space="720"/>
       <w:docGrid w:linePitch="360"/>
     </w:sectPr>
   </w:body>
 </w:document>
+</file>
+
+<file path=word/footer1.xml><?xml version="1.0" encoding="utf-8"?>
+<w:ftr xmlns:m="http://schemas.openxmlformats.org/officeDocument/2006/math" xmlns:mc="http://schemas.openxmlformats.org/markup-compatibility/2006" xmlns:mo="http://schemas.microsoft.com/office/mac/office/2008/main" xmlns:mv="urn:schemas-microsoft-com:mac:vml" xmlns:o="urn:schemas-microsoft-com:office:office" xmlns:r="http://schemas.openxmlformats.org/officeDocument/2006/relationships" xmlns:v="urn:schemas-microsoft-com:vml" xmlns:w10="urn:schemas-microsoft-com:office:word" xmlns:w14="http://schemas.microsoft.com/office/word/2010/wordml" xmlns:w="http://schemas.openxmlformats.org/wordprocessingml/2006/main" xmlns:wne="http://schemas.microsoft.com/office/word/2006/wordml" xmlns:wp14="http://schemas.microsoft.com/office/word/2010/wordprocessingDrawing" xmlns:wp="http://schemas.openxmlformats.org/drawingml/2006/wordprocessingDrawing" xmlns:wpc="http://schemas.microsoft.com/office/word/2010/wordprocessingCanvas" xmlns:wpg="http://schemas.microsoft.com/office/word/2010/wordprocessingGroup" xmlns:wpi="http://schemas.microsoft.com/office/word/2010/wordprocessingInk" xmlns:wps="http://schemas.microsoft.com/office/word/2010/wordprocessingShape" mc:Ignorable="w14 wp14">
+  <w:p>
+    <w:pPr>
+      <w:pStyle w:val="Footer"/>
+      <w:jc w:val="left"/>
+    </w:pPr>
+    <w:r/>
+    <w:r>
+      <w:rPr>
+        <w:rFonts w:ascii="Times New Roman" w:hAnsi="Times New Roman"/>
+        <w:b w:val="0"/>
+        <w:color w:val="777777"/>
+        <w:sz w:val="17"/>
+      </w:rPr>
+      <w:t>Vertraulich | Bearbeitungsstand Juli 2026 | nur zur Aktenbearbeitung</w:t>
+    </w:r>
+  </w:p>
+</w:ftr>
+</file>
+
+<file path=word/header1.xml><?xml version="1.0" encoding="utf-8"?>
+<w:hdr xmlns:m="http://schemas.openxmlformats.org/officeDocument/2006/math" xmlns:mc="http://schemas.openxmlformats.org/markup-compatibility/2006" xmlns:mo="http://schemas.microsoft.com/office/mac/office/2008/main" xmlns:mv="urn:schemas-microsoft-com:mac:vml" xmlns:o="urn:schemas-microsoft-com:office:office" xmlns:r="http://schemas.openxmlformats.org/officeDocument/2006/relationships" xmlns:v="urn:schemas-microsoft-com:vml" xmlns:w10="urn:schemas-microsoft-com:office:word" xmlns:w14="http://schemas.microsoft.com/office/word/2010/wordml" xmlns:w="http://schemas.openxmlformats.org/wordprocessingml/2006/main" xmlns:wne="http://schemas.microsoft.com/office/word/2006/wordml" xmlns:wp14="http://schemas.microsoft.com/office/word/2010/wordprocessingDrawing" xmlns:wp="http://schemas.openxmlformats.org/drawingml/2006/wordprocessingDrawing" xmlns:wpc="http://schemas.microsoft.com/office/word/2010/wordprocessingCanvas" xmlns:wpg="http://schemas.microsoft.com/office/word/2010/wordprocessingGroup" xmlns:wpi="http://schemas.microsoft.com/office/word/2010/wordprocessingInk" xmlns:wps="http://schemas.microsoft.com/office/word/2010/wordprocessingShape" mc:Ignorable="w14 wp14">
+  <w:p>
+    <w:pPr>
+      <w:pStyle w:val="Header"/>
+      <w:jc w:val="left"/>
+    </w:pPr>
+    <w:r/>
+    <w:r>
+      <w:rPr>
+        <w:rFonts w:ascii="Times New Roman" w:hAnsi="Times New Roman"/>
+        <w:b w:val="0"/>
+        <w:i w:val="0"/>
+        <w:color w:val="666666"/>
+        <w:sz w:val="17"/>
+      </w:rPr>
+      <w:t>Lindenhof und Partner mbB | Insolvenz- und Restrukturierungsakte | Bearbeitungsstand Juli 2026</w:t>
+    </w:r>
+  </w:p>
+</w:hdr>
 </file>
 
 <file path=word/numbering.xml><?xml version="1.0" encoding="utf-8"?>
@@ -2658,11 +2836,12 @@
       <w:contextualSpacing/>
     </w:pPr>
     <w:rPr>
-      <w:rFonts w:asciiTheme="majorHAnsi" w:eastAsiaTheme="majorEastAsia" w:hAnsiTheme="majorHAnsi" w:cstheme="majorBidi"/>
+      <w:rFonts w:asciiTheme="majorHAnsi" w:eastAsiaTheme="majorEastAsia" w:hAnsiTheme="majorHAnsi" w:cstheme="majorBidi" w:ascii="Times New Roman" w:hAnsi="Times New Roman"/>
+      <w:b/>
       <w:color w:val="17365D" w:themeColor="text2" w:themeShade="BF"/>
       <w:spacing w:val="5"/>
       <w:kern w:val="28"/>
-      <w:sz w:val="52"/>
+      <w:sz w:val="30"/>
       <w:szCs w:val="52"/>
     </w:rPr>
   </w:style>

--- a/testakten/insolvenzplan-starug-planwerkstatt-metallbau-hansa/11_darstellender_teil_rohnotizen.docx
+++ b/testakten/insolvenzplan-starug-planwerkstatt-metallbau-hansa/11_darstellender_teil_rohnotizen.docx
@@ -103,7 +103,7 @@
           <w:b/>
           <w:sz w:val="22"/>
         </w:rPr>
-        <w:t xml:space="preserve"> § 220 InsO, § 6 StaRUG</w:t>
+        <w:t xml:space="preserve"> Paragraf 220 InsO, Paragraf 6 StaRUG</w:t>
       </w:r>
     </w:p>
     <w:p>
@@ -131,7 +131,7 @@
         <w:jc w:val="left"/>
       </w:pPr>
       <w:r>
-        <w:t>Der darstellende Teil beschreibt nach § 220 InsO, welche Maßnahmen nach dem Plan vorgesehen sind und warum diese Maßnahmen zweckmäßig sind. Er soll dem Insolvenzgericht, dem Sachwalter (bei Eigenverwaltung), dem Gläubigerausschuss und jedem abstimmenden Gläubiger eine vollständige Tatsachengrundlage liefern, auf der die Abstimmungsentscheidung basieren kann. Das Gericht prüft den darstellenden Teil inhaltlich nicht auf Richtigkeit, wohl aber auf Vollständigkeit und innere Widerspruchsfreiheit.</w:t>
+        <w:t>Der darstellende Teil beschreibt nach Paragraf 220 InsO, welche Maßnahmen nach dem Plan vorgesehen sind und warum diese Maßnahmen zweckmäßig sind. Er soll dem Insolvenzgericht, dem Sachwalter (bei Eigenverwaltung), dem Gläubigerausschuss und jedem abstimmenden Gläubiger eine vollständige Tatsachengrundlage liefern, auf der die Abstimmungsentscheidung basieren kann. Das Gericht prüft den darstellenden Teil inhaltlich nicht auf Richtigkeit, wohl aber auf Vollständigkeit und innere Widerspruchsfreiheit.</w:t>
       </w:r>
     </w:p>
     <w:p>
@@ -220,7 +220,7 @@
         <w:t>Geschäftsführung:</w:t>
       </w:r>
       <w:r>
-        <w:t xml:space="preserve"> Anna Reimers (Einzelvertretungsbefugnis, befreit von § 181 BGB), Lukas Petersen (Gesamtvertretung mit Reimers). CFO Björn Hollender als Prokurist.</w:t>
+        <w:t xml:space="preserve"> Anna Reimers (Einzelvertretungsbefugnis, befreit von Paragraf 181 BGB), Lukas Petersen (Gesamtvertretung mit Reimers). CFO Björn Hollender als Prokurist.</w:t>
       </w:r>
     </w:p>
     <w:p>
@@ -1329,7 +1329,7 @@
         <w:t>Ergebnis:</w:t>
       </w:r>
       <w:r>
-        <w:t xml:space="preserve"> Die Gesellschaft ist bilanziell überschuldet (§ 19 InsO). Die Fortführungsprognose ist gleichwohl positiv, wenn der Plan angenommen und vollzogen wird. Bei positiver Fortführungsprognose besteht keine Insolvenzantragspflicht wegen Überschuldung.</w:t>
+        <w:t xml:space="preserve"> Die Gesellschaft ist bilanziell überschuldet (Paragraf 19 InsO). Die Fortführungsprognose ist gleichwohl positiv, wenn der Plan angenommen und vollzogen wird. Bei positiver Fortführungsprognose besteht keine Insolvenzantragspflicht wegen Überschuldung.</w:t>
       </w:r>
     </w:p>
     <w:p>
@@ -1389,7 +1389,7 @@
         <w:jc w:val="left"/>
       </w:pPr>
       <w:r>
-        <w:t xml:space="preserve">Zum Datum des Erstgesprächs war Zahlungsunfähigkeit nach § 17 InsO </w:t>
+        <w:t xml:space="preserve">Zum Datum des Erstgesprächs war Zahlungsunfähigkeit nach Paragraf 17 InsO </w:t>
       </w:r>
       <w:r>
         <w:rPr>
@@ -1457,7 +1457,7 @@
         <w:spacing w:line="259" w:lineRule="auto" w:after="60"/>
       </w:pPr>
       <w:r>
-        <w:t>Antragsteller: Schuldnerin (freiwilliger Eigenantrag mit Eigenverwaltungsantrag nach § 270a InsO).</w:t>
+        <w:t>Antragsteller: Schuldnerin (freiwilliger Eigenantrag mit Eigenverwaltungsantrag nach Paragraf 270a InsO).</w:t>
       </w:r>
     </w:p>
     <w:p>
@@ -1484,7 +1484,7 @@
         <w:spacing w:line="259" w:lineRule="auto" w:after="60"/>
       </w:pPr>
       <w:r>
-        <w:t>Vorläufige Eigenverwaltung: Antrag auf Anordnung (§ 270a InsO).</w:t>
+        <w:t>Vorläufige Eigenverwaltung: Antrag auf Anordnung nach Paragraf 270b InsO; Eigenverwaltungsplanung nach Paragraf 270a InsO beifügen.</w:t>
       </w:r>
     </w:p>
     <w:p>
@@ -1502,7 +1502,7 @@
         <w:spacing w:line="259" w:lineRule="auto" w:after="60"/>
       </w:pPr>
       <w:r>
-        <w:t>Insolvenzgeld: Drei-Monatszeitraum sichert Lohnfortzahlung für Juni, Juli, August 2026.</w:t>
+        <w:t>Insolvenzgeld: Für die Planung wird ein Zeitraum Juni bis August 2026 angenommen. Vor einer Vorfinanzierung sind das maßgebliche Insolvenzereignis, offene Nettoarbeitsentgeltansprüche nach Paragraf 165 SGB III und die Zustimmung der Agentur für Arbeit nach Paragraf 170 Absatz 4 SGB III zu bestätigen.</w:t>
       </w:r>
     </w:p>
     <w:p>
@@ -1647,7 +1647,7 @@
         <w:t>Zahlungen an Gesellschafterin/Geschäftsführer in letzten 12 Monaten:</w:t>
       </w:r>
       <w:r>
-        <w:t xml:space="preserve"> Keine Ausschüttungen. GF-Gehälter (Reimers 9.500 €/Monat, Petersen 8.200 €/Monat) sind marktüblich und wurden vom Sachwalter vorläufig akzeptiert. Zinszahlungen auf Gesellschafterdarlehen: letzte Zinszahlung September 2025 (28.500 Euro); ist im 12-Monatszeitraum vor einem potenziellem Insolvenzantrag (Juni 2026) und damit nach § 135 Abs. 1 Nr. 2 InsO anfechtbar. </w:t>
+        <w:t xml:space="preserve"> Keine Ausschüttungen. GF-Gehälter (Reimers 9.500 €/Monat, Petersen 8.200 €/Monat) sind marktüblich und wurden vom Sachwalter vorläufig akzeptiert. Zinszahlungen auf Gesellschafterdarlehen: letzte Zinszahlung September 2025 (28.500 Euro); ist im 12-Monatszeitraum vor einem potenziellem Insolvenzantrag (Juni 2026) und damit nach Paragraf 135 Abs. 1 Nr. 2 InsO anfechtbar. </w:t>
       </w:r>
       <w:r>
         <w:rPr>
@@ -1686,7 +1686,7 @@
         <w:t>Sicherheitenerwerb durch NordBank:</w:t>
       </w:r>
       <w:r>
-        <w:t xml:space="preserve"> Globalzession besteht seit 2019; Anfechtungsrisiken nach § 130 InsO (kongruente Deckung, mind. 3 Monate vor Antrag) prüfen, sofern in den letzten 3 Monaten vor Antragstellung neue Forderungen zediert wurden. </w:t>
+        <w:t xml:space="preserve"> Globalzession besteht seit 2019; Anfechtungsrisiken nach Paragraf 130 InsO (kongruente Deckung, mind. 3 Monate vor Antrag) prüfen, sofern in den letzten 3 Monaten vor Antragstellung neue Forderungen zediert wurden. </w:t>
       </w:r>
       <w:r>
         <w:rPr>
@@ -1704,7 +1704,7 @@
         <w:rPr>
           <w:b/>
         </w:rPr>
-        <w:t>Organhaftung (§ 15b InsO):</w:t>
+        <w:t>Organhaftung (Paragraf 15b InsO):</w:t>
       </w:r>
       <w:r>
         <w:t xml:space="preserve"> Keine Hinweise auf Zahlungen nach Insolvenzreife an Dritte. Prüfung noch nicht abgeschlossen.</w:t>
